--- a/New Dokument programu Microsoft Word.docx
+++ b/New Dokument programu Microsoft Word.docx
@@ -76,7 +76,6 @@
       </w:r>
     </w:p>
     <w:p>
-      <w:proofErr w:type="spellStart"/>
       <w:r>
         <w:rPr>
           <w:b/>
@@ -91,7 +90,6 @@
         </w:rPr>
         <w:t>wd</w:t>
       </w:r>
-      <w:proofErr w:type="spellEnd"/>
       <w:r>
         <w:t xml:space="preserve"> - </w:t>
       </w:r>
@@ -102,19 +100,10 @@
         <w:t>.</w:t>
       </w:r>
       <w:r>
-        <w:t xml:space="preserve"> As the name states, command '</w:t>
-      </w:r>
-      <w:proofErr w:type="spellStart"/>
-      <w:r>
-        <w:t>pwd</w:t>
-      </w:r>
-      <w:proofErr w:type="spellEnd"/>
-      <w:r>
-        <w:t>' prints the current working directory or simply the directory user is, at present</w:t>
-      </w:r>
-    </w:p>
-    <w:p>
-      <w:proofErr w:type="spellStart"/>
+        <w:t xml:space="preserve"> As the name states, command 'pwd' prints the current working directory or simply the directory user is, at present</w:t>
+      </w:r>
+    </w:p>
+    <w:p>
       <w:r>
         <w:rPr>
           <w:b/>
@@ -122,7 +111,6 @@
         </w:rPr>
         <w:t>mkdir</w:t>
       </w:r>
-      <w:proofErr w:type="spellEnd"/>
       <w:r>
         <w:rPr>
           <w:b/>
@@ -180,7 +168,13 @@
     </w:p>
     <w:p>
       <w:r>
-        <w:t>To navigate through multiple levels of directory at once, specify the full directory path that you want to go to. For example, use, "cd /var/www" to go directly to the /www subdirectory of /var/. As another example, "cd ~/Desktop" will move you to the Desktop subdirectory inside your home directory.</w:t>
+        <w:t>To navigate through multiple levels of directory at once, specify the full directory path that you want to go to. For example</w:t>
+      </w:r>
+      <w:r>
+        <w:t>:</w:t>
+      </w:r>
+      <w:r>
+        <w:t xml:space="preserve"> use, "cd /var/www" to go directly to the /www subdirectory of /var/. As another example, "cd ~/Desktop" will move you to the Desktop subdirectory inside your home directory</w:t>
       </w:r>
     </w:p>
     <w:p>
@@ -191,35 +185,11 @@
     </w:p>
     <w:p>
       <w:r>
-        <w:t>git config - -global user.name “</w:t>
-      </w:r>
-      <w:proofErr w:type="spellStart"/>
-      <w:r>
-        <w:t>imie</w:t>
-      </w:r>
-      <w:proofErr w:type="spellEnd"/>
-      <w:r>
-        <w:t xml:space="preserve"> </w:t>
-      </w:r>
-      <w:proofErr w:type="spellStart"/>
-      <w:r>
-        <w:t>nazwisko</w:t>
-      </w:r>
-      <w:proofErr w:type="spellEnd"/>
-      <w:r>
-        <w:t>”</w:t>
+        <w:t>git config - -global user.name “imie nazwisko”</w:t>
       </w:r>
       <w:r>
         <w:br/>
-        <w:t xml:space="preserve">git config - -global </w:t>
-      </w:r>
-      <w:proofErr w:type="spellStart"/>
-      <w:r>
-        <w:t>user.email</w:t>
-      </w:r>
-      <w:proofErr w:type="spellEnd"/>
-      <w:r>
-        <w:t xml:space="preserve"> “email”</w:t>
+        <w:t>git config - -global user.email “email”</w:t>
       </w:r>
       <w:r>
         <w:br/>
